--- a/az/discovery-articles/2.7 Optika və linzalar.docx
+++ b/az/discovery-articles/2.7 Optika və linzalar.docx
@@ -4,527 +4,350 @@
   <w:body>
     <w:p>
       <w:pPr>
-        <w:keepNext/>
-        <w:spacing w:before="280" w:after="120"/>
+        <w:pStyle w:val="Title"/>
+        <w:widowControl/>
       </w:pPr>
       <w:r>
-        <w:rPr>
-          <w:rFonts w:ascii="Calibri" w:hAnsi="Calibri" w:eastAsia="Calibri"/>
-          <w:b/>
-          <w:i w:val="0"/>
-          <w:color w:val="004E8C"/>
-          <w:sz w:val="44"/>
-        </w:rPr>
         <w:t>2.7 Optika və linzalar</w:t>
       </w:r>
     </w:p>
     <w:p>
       <w:pPr>
-        <w:spacing w:after="80"/>
+        <w:keepNext/>
+        <w:widowControl/>
       </w:pPr>
       <w:r>
         <w:rPr>
-          <w:rFonts w:ascii="Calibri" w:hAnsi="Calibri" w:eastAsia="Calibri"/>
-          <w:b w:val="0"/>
-          <w:i/>
-          <w:color w:val="505050"/>
-          <w:sz w:val="22"/>
+          <w:sz w:val="20"/>
         </w:rPr>
-        <w:t>2. Bilik, elm və ölçmə</w:t>
-      </w:r>
-    </w:p>
-    <w:p>
-      <w:pPr>
-        <w:spacing w:after="200"/>
-      </w:pPr>
-      <w:r>
-        <w:rPr>
-          <w:rFonts w:ascii="Calibri" w:hAnsi="Calibri" w:eastAsia="Calibri"/>
-          <w:b w:val="0"/>
-          <w:i/>
-          <w:sz w:val="22"/>
-        </w:rPr>
-        <w:t>Dövr: eramızın XI əsri (İbn əl-Heysəm); işığın sınmasına dair daha qədim yunan və İslam dünyası araşdırmaları; orta əsr eynəkləri; XVII əsr teleskop və mikroskopları | Əsas simalar: Evklid və Ptolemey (erkən optika); İbn əl-Heysəm; orta əsr linza ustaları; Qaliley, Kepler, Levenhuk və onların müasirləri</w:t>
-      </w:r>
-    </w:p>
-    <w:p>
-      <w:pPr>
-        <w:spacing w:after="160" w:line="276" w:lineRule="auto"/>
-      </w:pPr>
-      <w:r>
-        <w:rPr>
-          <w:rFonts w:ascii="Calibri" w:hAnsi="Calibri" w:eastAsia="Calibri"/>
-          <w:b w:val="0"/>
-          <w:i w:val="0"/>
-          <w:sz w:val="22"/>
-        </w:rPr>
-        <w:t>Optika işığın yayılmasını, əks olunmasını və sınmasını öyrənir. Linzalar işıq şüalarının istiqamətini dəyişərək görməni düzəldir, uzaq və ya çox kiçik obyektlərin təsvirini böyüdür. Bu bilik eynəklərin, teleskopların, mikroskopların, fotoaparatların və fiber-optik rabitənin əsasını təşkil edir.</w:t>
+        <w:t>2 Bilik elm və ölçmə</w:t>
       </w:r>
     </w:p>
     <w:p>
       <w:pPr>
         <w:keepNext/>
-        <w:spacing w:before="240" w:after="120"/>
+        <w:widowControl/>
       </w:pPr>
       <w:r>
         <w:rPr>
-          <w:rFonts w:ascii="Calibri" w:hAnsi="Calibri" w:eastAsia="Calibri"/>
-          <w:b/>
-          <w:i w:val="0"/>
-          <w:color w:val="004E8C"/>
-          <w:sz w:val="28"/>
+          <w:sz w:val="20"/>
         </w:rPr>
-        <w:t>Əsas faktlar</w:t>
+        <w:t>Dövr: XI əsr, İbn əl-Heysəm; daha qədim yunan və İslam işığın sınması haqqında araşdırmaları; orta əsr eynəkləri; XVII əsr teleskop və mikroskopları | Əsas şəxslər: Evklid, Ptolemey, İbn əl-Heysəm, linza ustaları, Qaliley, Kepler, Levenhuk və başqaları</w:t>
+      </w:r>
+    </w:p>
+    <w:p>
+      <w:pPr>
+        <w:widowControl/>
+      </w:pPr>
+      <w:r>
+        <w:t>Optika işığın necə yayıldığını, əks olunduğunu və sındığını öyrənir. Linzalar işığın istiqamətini dəyişərək daha aydın və ya böyüdülmüş təsvir yaradır. Onlarla həm çox kiçik, həm də çox uzaq aləmləri görmək mümkün oldu.</w:t>
+      </w:r>
+    </w:p>
+    <w:p>
+      <w:pPr>
+        <w:pStyle w:val="Heading1"/>
+        <w:widowControl/>
+      </w:pPr>
+      <w:r>
+        <w:t>Əsas məlumatlar</w:t>
       </w:r>
     </w:p>
     <w:p>
       <w:pPr>
         <w:pStyle w:val="ListBullet"/>
+        <w:widowControl/>
       </w:pPr>
       <w:r>
-        <w:rPr>
-          <w:rFonts w:ascii="Calibri" w:hAnsi="Calibri" w:eastAsia="Calibri"/>
-          <w:b w:val="0"/>
-          <w:i w:val="0"/>
-          <w:sz w:val="22"/>
-        </w:rPr>
-        <w:t>İbn əl-Heysəm «Optika kitabı»nda görmə prosesini təhlil edib və işıqla bağlı təcrübələr aparıb</w:t>
+        <w:t>İbn əl-Heysəm «Optika kitabı»nda görməni və işıq təcrübələrini təhlil etdi.</w:t>
       </w:r>
     </w:p>
     <w:p>
       <w:pPr>
         <w:pStyle w:val="ListBullet"/>
+        <w:widowControl/>
       </w:pPr>
       <w:r>
-        <w:rPr>
-          <w:rFonts w:ascii="Calibri" w:hAnsi="Calibri" w:eastAsia="Calibri"/>
-          <w:b w:val="0"/>
-          <w:i w:val="0"/>
-          <w:sz w:val="22"/>
-        </w:rPr>
-        <w:t>Oxumaq üçün istifadə olunan eynək linzaları orta əsrlərin sonlarında Avropada yayılıb</w:t>
+        <w:t>Orta əsrlərin sonlarında Avropada oxumaq üçün eynək linzaları yayıldı.</w:t>
       </w:r>
     </w:p>
     <w:p>
       <w:pPr>
         <w:pStyle w:val="ListBullet"/>
+        <w:widowControl/>
       </w:pPr>
       <w:r>
-        <w:rPr>
-          <w:rFonts w:ascii="Calibri" w:hAnsi="Calibri" w:eastAsia="Calibri"/>
-          <w:b w:val="0"/>
-          <w:i w:val="0"/>
-          <w:sz w:val="22"/>
-        </w:rPr>
-        <w:t>Mürəkkəb mikroskop və teleskoplar təxminən 1600-cü ildə meydana gəlib</w:t>
+        <w:t>Təxminən 1600-cü ildə mürəkkəb mikroskoplar və teleskoplar yarandı.</w:t>
       </w:r>
     </w:p>
     <w:p>
       <w:pPr>
         <w:pStyle w:val="ListBullet"/>
+        <w:widowControl/>
       </w:pPr>
       <w:r>
-        <w:rPr>
-          <w:rFonts w:ascii="Calibri" w:hAnsi="Calibri" w:eastAsia="Calibri"/>
-          <w:b w:val="0"/>
-          <w:i w:val="0"/>
-          <w:sz w:val="22"/>
-        </w:rPr>
-        <w:t>Snell və Dekartın sınma qanunları işığın müxtəlif mühitlərdə istiqamət dəyişməsini riyazi şəkildə ifadə edib</w:t>
+        <w:t>Snell və Dekartın sınma qaydaları işığın müxtəlif mühitlərdə yön dəyişməsini kəmiyyətlə ifadə etdi.</w:t>
       </w:r>
     </w:p>
     <w:p>
       <w:pPr>
         <w:pStyle w:val="ListBullet"/>
+        <w:widowControl/>
       </w:pPr>
       <w:r>
-        <w:rPr>
-          <w:rFonts w:ascii="Calibri" w:hAnsi="Calibri" w:eastAsia="Calibri"/>
-          <w:b w:val="0"/>
-          <w:i w:val="0"/>
-          <w:sz w:val="22"/>
-        </w:rPr>
-        <w:t>Kameralar, fiber-optik rabitə və göz cərrahiyyəsi bu gün də linzaların quruluşu haqqında biliklərə əsaslanır</w:t>
+        <w:t>Kameralar, optik liflər və göz cərrahiyyası hələ də linza layihələndirməsinə söykənir.</w:t>
       </w:r>
     </w:p>
     <w:p>
       <w:pPr>
-        <w:keepNext/>
-        <w:spacing w:before="240" w:after="120"/>
+        <w:pStyle w:val="Heading1"/>
+        <w:widowControl/>
       </w:pPr>
       <w:r>
-        <w:rPr>
-          <w:rFonts w:ascii="Calibri" w:hAnsi="Calibri" w:eastAsia="Calibri"/>
-          <w:b/>
-          <w:i w:val="0"/>
-          <w:color w:val="004E8C"/>
-          <w:sz w:val="28"/>
-        </w:rPr>
-        <w:t>Bu nədir və necə işləyir?</w:t>
+        <w:t>Bu nədir</w:t>
       </w:r>
     </w:p>
     <w:p>
       <w:pPr>
-        <w:spacing w:after="160" w:line="276" w:lineRule="auto"/>
+        <w:widowControl/>
       </w:pPr>
       <w:r>
-        <w:rPr>
-          <w:rFonts w:ascii="Calibri" w:hAnsi="Calibri" w:eastAsia="Calibri"/>
-          <w:b w:val="0"/>
-          <w:i w:val="0"/>
-          <w:sz w:val="22"/>
-        </w:rPr>
-        <w:t>Optika işığın hərəkətini — düz xətt üzrə yayılmasını, əks olunmasını, şüşə və ya suya keçəndə sınmasını — öyrənən elmdir. Linza şüaları sındıraraq təsvir yaradan, görmə qüsurunu düzəldən və ya görüntünü böyüdən, səthi dəqiq əyilmiş şəffaf material parçasıdır. Optika və linzalar görməni passiv duyğu olmaqdan çıxarıb məqsədyönlü şəkildə qurulan vasitəyə çevirdi. Sadə desək, forması verilmiş şüşə işığın istiqamətini kotanın torpağı yönəltdiyi kimi dəyişir. Bu sayədə görmə qabiliyyəti zəif olan insanlar oxuya, tədqiqatçılar isə hüceyrələrə və planetlərə nəzər sala bilirlər.</w:t>
+        <w:t>Optika işığın yollarını öyrənən elmdir: düz xətt üzrə yayılmasını, əks olunmasını və şüşə və ya suya daxil olarkən sınmasını araşdırır. Linza şüaları yönəldib təsvir yaradan, görməni düzəldən və ya böyüdən, səthi dəqiq əyilmiş şəffaf materialdır. Beləcə, görmə yalnız təbii bacarıq deyil, mühəndisliklə genişləndirilən vasitə olur. Xış torpağı yönəltdiyi kimi, düzgün formaya salınmış şüşə də işığı yönəldir. Bu imkan zəif görənə oxumağa, tədqiqatçıya hüceyrə və planetlərə baxmağa kömək edir.</w:t>
       </w:r>
     </w:p>
     <w:p>
       <w:pPr>
-        <w:keepNext/>
-        <w:spacing w:before="240" w:after="120"/>
+        <w:pStyle w:val="Heading1"/>
+        <w:widowControl/>
       </w:pPr>
       <w:r>
-        <w:rPr>
-          <w:rFonts w:ascii="Calibri" w:hAnsi="Calibri" w:eastAsia="Calibri"/>
-          <w:b/>
-          <w:i w:val="0"/>
-          <w:color w:val="004E8C"/>
-          <w:sz w:val="28"/>
-        </w:rPr>
-        <w:t>Kim kəşf və ya ixtira edib?</w:t>
+        <w:t>Kim kəşf edib və ya yaradıb</w:t>
       </w:r>
     </w:p>
     <w:p>
       <w:pPr>
-        <w:spacing w:after="160" w:line="276" w:lineRule="auto"/>
+        <w:widowControl/>
       </w:pPr>
       <w:r>
-        <w:rPr>
-          <w:rFonts w:ascii="Calibri" w:hAnsi="Calibri" w:eastAsia="Calibri"/>
-          <w:b w:val="0"/>
-          <w:i w:val="0"/>
-          <w:sz w:val="22"/>
-        </w:rPr>
-        <w:t>Yunan alimləri işıq şüalarının həndəsi yollarını təsvir etdilər; İbn əl-Heysəm görmə nəzəriyyəsini təcrübələr əsasında yenidən qurdu; adları tarixə düşməyən şüşə ustaları oxu daşları və eynəklər hazırladılar. Niderland və İtaliya sənətkarları ilk teleskop və mikroskopları yığdılar, Qaliley və başqa alimlər isə onları təkmilləşdirdilər. Buna görə optikanın vahid ixtiraçısı yoxdur. Ədalətli tarix həm nəzəriyyə yaradan alimin, həm də şüşəni yonan ustanın əməyini nəzərə alır.</w:t>
+        <w:t>Yunan müəllifləri şüaların yollarını təsvir etdilər; İbn əl-Heysəm görmə nəzəriyyəsini təcrübə ilə yenidən qurdu. Adı bilinməyən şüşə yonucuları oxu daşları və eynəklər hazırladılar. Niderland və İtaliya ustaları Qaliley və başqalarının təkmilləşdirdiyi ilk teleskop və mikroskopları yığdılar. Optikanın tək ixtiraçısı yoxdur; tarix həm alimin, həm də şüşəni cilalayan ustanın əməyini nəzərə almalıdır.</w:t>
       </w:r>
     </w:p>
     <w:p>
       <w:pPr>
-        <w:keepNext/>
-        <w:spacing w:before="240" w:after="120"/>
+        <w:pStyle w:val="Heading1"/>
+        <w:widowControl/>
       </w:pPr>
       <w:r>
-        <w:rPr>
-          <w:rFonts w:ascii="Calibri" w:hAnsi="Calibri" w:eastAsia="Calibri"/>
-          <w:b/>
-          <w:i w:val="0"/>
-          <w:color w:val="004E8C"/>
-          <w:sz w:val="28"/>
-        </w:rPr>
-        <w:t>Nə vaxt və necə yaranıb?</w:t>
+        <w:t>Nə vaxt və necə yaranıb</w:t>
       </w:r>
     </w:p>
     <w:p>
       <w:pPr>
-        <w:spacing w:after="160" w:line="276" w:lineRule="auto"/>
+        <w:widowControl/>
       </w:pPr>
       <w:r>
-        <w:rPr>
-          <w:rFonts w:ascii="Calibri" w:hAnsi="Calibri" w:eastAsia="Calibri"/>
-          <w:b w:val="0"/>
-          <w:i w:val="0"/>
-          <w:sz w:val="22"/>
-        </w:rPr>
-        <w:t>Riyazi optikanın kökləri qədim dövrlərə gedib çıxır; XI əsrdə yazılmış «Optika kitabı» isə metodoloji baxımdan mühüm zirvə oldu. Eynəklər orta əsrlərin sonlarında İtaliyada meydana çıxdı və oxu mədəniyyəti ilə birlikdə yayıldı. Təxminən 1600-cü ildə müşahidə boruları və mikroskoplar insan gözünün imkanlarını birdən-birə genişləndirdi; Kepler və başqaları təsvirin necə yarandığını izah etdilər. XIX əsrin axromatik linzaları və XX əsrin optik örtükləri görüntünün aydınlığını artırdı. Bu cihazların yayılması nəzəriyyə ilə yanaşı şüşənin keyfiyyətindən və savadlılıq səviyyəsindən də asılı idi.</w:t>
+        <w:t>Riyazi optika qədimdir; XI əsrin «Optika kitabı» metod baxımından mühüm zirvə oldu. Orta əsrlərin sonlarında İtaliyada eynəklər yarandı və oxu mədəniyyəti ilə yayıldı. Təxminən 1600-cü ildə uzaqgörən boru və mikroskop insan görməsini genişləndirdi; Kepler və başqaları təsvirin yaranmasını izah etdilər. XIX əsrdə axromatik linzalar, XX əsrdə örtüklər aydınlığı yaxşılaşdırdı. Yayılma nəzəriyyə qədər şüşənin keyfiyyətindən və savadlılıqdan da asılı idi.</w:t>
       </w:r>
     </w:p>
     <w:p>
       <w:pPr>
-        <w:keepNext/>
-        <w:spacing w:before="240" w:after="120"/>
+        <w:pStyle w:val="Heading1"/>
+        <w:widowControl/>
       </w:pPr>
       <w:r>
-        <w:rPr>
-          <w:rFonts w:ascii="Calibri" w:hAnsi="Calibri" w:eastAsia="Calibri"/>
-          <w:b/>
-          <w:i w:val="0"/>
-          <w:color w:val="004E8C"/>
-          <w:sz w:val="28"/>
-        </w:rPr>
-        <w:t>Elmi əhəmiyyəti</w:t>
+        <w:t>Elm üçün əhəmiyyəti</w:t>
       </w:r>
     </w:p>
     <w:p>
       <w:pPr>
-        <w:spacing w:after="160" w:line="276" w:lineRule="auto"/>
+        <w:widowControl/>
       </w:pPr>
       <w:r>
-        <w:rPr>
-          <w:rFonts w:ascii="Calibri" w:hAnsi="Calibri" w:eastAsia="Calibri"/>
-          <w:b w:val="0"/>
-          <w:i w:val="0"/>
-          <w:sz w:val="22"/>
-        </w:rPr>
-        <w:t>Optika işığı əvvəlcə ölçülə bilən həndəsi hadisəyə, daha sonra isə dalğa və fotonlarla izah olunan fiziki obyektə çevirdi. İşığın idarə olunan sınması astronomiyanın, mikroskopiyanın və spektroskopiyanın əsasını təşkil edir. İbn əl-Heysəmin təcrübəyə əsaslanan yanaşması sonrakı elmi metoda da təsir göstərdi. Linza qüsurları layihəçilərə xətaları ölçüb azaltmağı öyrətdi. Optika işığın keyfiyyətini sadəcə «parlaq» və ya «zəif» kimi təsvir etmək əvəzinə bucaqlar, fokus məsafələri və müqayisə oluna bilən cihazlarla ölçməyə imkan verdi.</w:t>
+        <w:t>Optika işığı əvvəl ölçülən həndəsi hadisə, sonralar dalğa və fotonlarla izah olunan proses kimi araşdırdı. İşığın sınmasını idarə etmək astronomiya, mikroskopiya və spektr araşdırmalarının əsasındadır. İbn əl-Heysəm ənənəsinin təcrübi yanaşması sonrakı elmə təsir etdi. Linza təhrifləri layihəçilərə xətanı hesablamağı öyrətdi. Sadəcə «parlaq» və ya «zəif» təsvirləri bucaqlar, fokus məsafələri və müqayisə olunan cihazlarla əvəz olundu.</w:t>
       </w:r>
     </w:p>
     <w:p>
       <w:pPr>
-        <w:keepNext/>
-        <w:spacing w:before="240" w:after="120"/>
+        <w:pStyle w:val="Heading1"/>
+        <w:widowControl/>
       </w:pPr>
       <w:r>
-        <w:rPr>
-          <w:rFonts w:ascii="Calibri" w:hAnsi="Calibri" w:eastAsia="Calibri"/>
-          <w:b/>
-          <w:i w:val="0"/>
-          <w:color w:val="004E8C"/>
-          <w:sz w:val="28"/>
-        </w:rPr>
         <w:t>Sonrakı inkişafa təsiri</w:t>
       </w:r>
     </w:p>
     <w:p>
       <w:pPr>
-        <w:spacing w:after="160" w:line="276" w:lineRule="auto"/>
+        <w:widowControl/>
       </w:pPr>
       <w:r>
-        <w:rPr>
-          <w:rFonts w:ascii="Calibri" w:hAnsi="Calibri" w:eastAsia="Calibri"/>
-          <w:b w:val="0"/>
-          <w:i w:val="0"/>
-          <w:sz w:val="22"/>
-        </w:rPr>
-        <w:t>Teleskoplar kainat haqqında təsəvvürləri dəyişdirdi; mikroskoplar hüceyrə biologiyasının əsasını qoydu; fotoaparat və kino işığı müəyyən anda qeydə almağa imkan verdi. Fiber-optik xətlər məlumat daşıyır, lazer optikası isə sənaye və təbabətdə işlədilir. Linzalar olmasa, müasir təcrübə elminin müşahidə imkanlarının böyük hissəsi mövcud olmazdı. Fotonikanın ən yeni sahələri də hələ forması verilmiş səthlərdən və sınma göstəricisi dəqiq seçilmiş şüşədən başlayır.</w:t>
+        <w:t>Teleskoplar kainat haqqında təsəvvürləri dəyişdi, mikroskoplar hüceyrə biologiyasına yol açdı, kamera və kino işıq təsvirini zamanda saxladı. Optik liflər məlumat ötürür, lazer optikası sənaye və tibbdə işləyir. Linzalarsız müasir müşahidə elminin böyük hissəsi görmə vasitəsindən məhrum olardı. İşıq texnologiyalarını öyrənən fotonika da əyri səthlərə və müəyyən sınma göstəricili şüşəyə söykənir.</w:t>
       </w:r>
     </w:p>
     <w:p>
       <w:pPr>
-        <w:keepNext/>
-        <w:spacing w:before="240" w:after="120"/>
+        <w:pStyle w:val="Heading1"/>
+        <w:widowControl/>
       </w:pPr>
       <w:r>
-        <w:rPr>
-          <w:rFonts w:ascii="Calibri" w:hAnsi="Calibri" w:eastAsia="Calibri"/>
-          <w:b/>
-          <w:i w:val="0"/>
-          <w:color w:val="004E8C"/>
-          <w:sz w:val="28"/>
-        </w:rPr>
-        <w:t>İnsan həyatını necə dəyişdi?</w:t>
+        <w:t>İnsan həyatını necə dəyişib</w:t>
       </w:r>
     </w:p>
     <w:p>
       <w:pPr>
-        <w:spacing w:after="160" w:line="276" w:lineRule="auto"/>
+        <w:widowControl/>
       </w:pPr>
       <w:r>
-        <w:rPr>
-          <w:rFonts w:ascii="Calibri" w:hAnsi="Calibri" w:eastAsia="Calibri"/>
-          <w:b w:val="0"/>
-          <w:i w:val="0"/>
-          <w:sz w:val="22"/>
-        </w:rPr>
-        <w:t>Yaşlandıqca görməsi zəifləyən insanlar işləməyə və oxumağa davam edə bildilər; dənizçilər və əsgərlər uzaqdakı təhlükəni daha tez gördülər; həkimlər xəstəlik törədicilərini müşahidə etdilər. Adi eynək milyonlarla insanın üzündə sakitcə baş vermiş ən böyük dəyişikliklərdən biridir. Keyfiyyətli linzalar geniş yayılanda gecələr oxumaq və dəqiqlik tələb edən sənətkarlıq işləri də inkişaf etdi.</w:t>
+        <w:t>Yaşlandıqca görməsi zəifləyən oxucular işləməyə davam edə bildilər; dənizçilər və əsgərlər təhlükəni uzaqdan gördülər; həkimlər xəstəlik törədicilərini müşahidə etdilər. Adi eynək bir çox insanın həyatındakı ən sakit inqilablardan biridir. Şəffaf linzalar yayıldıqca gecə oxumaq və dəqiq sənətkarlıq da genişləndi.</w:t>
       </w:r>
     </w:p>
     <w:p>
       <w:pPr>
-        <w:keepNext/>
-        <w:spacing w:before="240" w:after="120"/>
+        <w:pStyle w:val="Heading1"/>
+        <w:widowControl/>
       </w:pPr>
       <w:r>
-        <w:rPr>
-          <w:rFonts w:ascii="Calibri" w:hAnsi="Calibri" w:eastAsia="Calibri"/>
-          <w:b/>
-          <w:i w:val="0"/>
-          <w:color w:val="004E8C"/>
-          <w:sz w:val="28"/>
-        </w:rPr>
         <w:t>Mənbələr və istinadlar</w:t>
       </w:r>
     </w:p>
     <w:p>
       <w:pPr>
-        <w:keepNext/>
-        <w:spacing w:before="240" w:after="120"/>
+        <w:pStyle w:val="Heading2"/>
+        <w:widowControl/>
       </w:pPr>
       <w:r>
         <w:rPr>
-          <w:rFonts w:ascii="Calibri" w:hAnsi="Calibri" w:eastAsia="Calibri"/>
-          <w:b/>
-          <w:i w:val="0"/>
-          <w:color w:val="004E8C"/>
-          <w:sz w:val="24"/>
+          <w:sz w:val="20"/>
         </w:rPr>
-        <w:t>A. Kitablar və əsas elmi əsərlər</w:t>
+        <w:t>A Kitablar və əsas elmi əsərlər</w:t>
       </w:r>
     </w:p>
     <w:p>
       <w:pPr>
-        <w:spacing w:after="80"/>
-        <w:ind w:left="360"/>
+        <w:widowControl/>
       </w:pPr>
       <w:r>
         <w:rPr>
-          <w:rFonts w:ascii="Calibri" w:hAnsi="Calibri" w:eastAsia="Calibri"/>
-          <w:b w:val="0"/>
-          <w:i w:val="0"/>
-          <w:sz w:val="22"/>
+          <w:sz w:val="20"/>
         </w:rPr>
         <w:t>1. Lindberg, David C. Theories of Vision from Al-Kindi to Kepler. Chicago: University of Chicago Press, 1976.</w:t>
       </w:r>
     </w:p>
     <w:p>
       <w:pPr>
-        <w:keepNext/>
-        <w:spacing w:before="240" w:after="120"/>
+        <w:pStyle w:val="Heading2"/>
+        <w:widowControl/>
       </w:pPr>
       <w:r>
         <w:rPr>
-          <w:rFonts w:ascii="Calibri" w:hAnsi="Calibri" w:eastAsia="Calibri"/>
-          <w:b/>
-          <w:i w:val="0"/>
-          <w:color w:val="004E8C"/>
-          <w:sz w:val="24"/>
+          <w:sz w:val="20"/>
         </w:rPr>
-        <w:t>C. Təşkilatların materialları və ensiklopedik mənbələr</w:t>
+        <w:t>C Qurumların materialları və ensiklopedik mənbələr</w:t>
       </w:r>
     </w:p>
     <w:p>
       <w:pPr>
-        <w:spacing w:after="80"/>
-        <w:ind w:left="360"/>
+        <w:widowControl/>
       </w:pPr>
       <w:r>
         <w:rPr>
-          <w:rFonts w:ascii="Calibri" w:hAnsi="Calibri" w:eastAsia="Calibri"/>
-          <w:b w:val="0"/>
-          <w:i w:val="0"/>
-          <w:sz w:val="22"/>
+          <w:sz w:val="20"/>
         </w:rPr>
-        <w:t>1. Encyclopaedia Britannica. “Optics” (“Optika”).</w:t>
-      </w:r>
-      <w:r>
-        <w:rPr>
-          <w:rFonts w:ascii="Calibri" w:hAnsi="Calibri" w:eastAsia="Calibri"/>
-          <w:b w:val="0"/>
-          <w:i w:val="0"/>
-          <w:sz w:val="22"/>
-        </w:rPr>
-        <w:t xml:space="preserve"> </w:t>
+        <w:t xml:space="preserve">1. Encyclopaedia Britannica. 'Optics.' </w:t>
       </w:r>
       <w:hyperlink r:id="rId9">
         <w:r>
           <w:rPr>
-            <w:rFonts w:ascii="Calibri" w:hAnsi="Calibri" w:eastAsia="Calibri"/>
-            <w:b w:val="0"/>
-            <w:i w:val="0"/>
-            <w:sz w:val="22"/>
-            <w:color w:val="0563C1"/>
-            <w:u w:val="single"/>
+            <w:sz w:val="20"/>
           </w:rPr>
           <w:t>https://www.britannica.com/science/optics</w:t>
         </w:r>
       </w:hyperlink>
+      <w:r>
+        <w:rPr>
+          <w:sz w:val="20"/>
+        </w:rPr>
+      </w:r>
     </w:p>
     <w:p>
       <w:pPr>
-        <w:spacing w:after="80"/>
-        <w:ind w:left="360"/>
+        <w:widowControl/>
       </w:pPr>
       <w:r>
         <w:rPr>
-          <w:rFonts w:ascii="Calibri" w:hAnsi="Calibri" w:eastAsia="Calibri"/>
-          <w:b w:val="0"/>
-          <w:i w:val="0"/>
-          <w:sz w:val="22"/>
+          <w:sz w:val="20"/>
         </w:rPr>
-        <w:t>2. Encyclopaedia Britannica. “Lens” (“Linza”).</w:t>
-      </w:r>
-      <w:r>
-        <w:rPr>
-          <w:rFonts w:ascii="Calibri" w:hAnsi="Calibri" w:eastAsia="Calibri"/>
-          <w:b w:val="0"/>
-          <w:i w:val="0"/>
-          <w:sz w:val="22"/>
-        </w:rPr>
-        <w:t xml:space="preserve"> </w:t>
+        <w:t xml:space="preserve">2. Encyclopaedia Britannica. 'Lens.' </w:t>
       </w:r>
       <w:hyperlink r:id="rId10">
         <w:r>
           <w:rPr>
-            <w:rFonts w:ascii="Calibri" w:hAnsi="Calibri" w:eastAsia="Calibri"/>
-            <w:b w:val="0"/>
-            <w:i w:val="0"/>
-            <w:sz w:val="22"/>
-            <w:color w:val="0563C1"/>
-            <w:u w:val="single"/>
+            <w:sz w:val="20"/>
           </w:rPr>
           <w:t>https://www.britannica.com/technology/lens-optics</w:t>
         </w:r>
       </w:hyperlink>
-    </w:p>
-    <w:p>
-      <w:pPr>
-        <w:keepNext/>
-        <w:spacing w:before="240" w:after="120"/>
-      </w:pPr>
       <w:r>
         <w:rPr>
-          <w:rFonts w:ascii="Calibri" w:hAnsi="Calibri" w:eastAsia="Calibri"/>
-          <w:b/>
-          <w:i w:val="0"/>
-          <w:color w:val="004E8C"/>
-          <w:sz w:val="24"/>
+          <w:sz w:val="20"/>
         </w:rPr>
-        <w:t>D. Muzey, arxiv və kitabxana materialları</w:t>
       </w:r>
     </w:p>
     <w:p>
       <w:pPr>
-        <w:spacing w:after="80"/>
-        <w:ind w:left="360"/>
+        <w:pStyle w:val="Heading2"/>
+        <w:widowControl/>
       </w:pPr>
       <w:r>
         <w:rPr>
-          <w:rFonts w:ascii="Calibri" w:hAnsi="Calibri" w:eastAsia="Calibri"/>
-          <w:b w:val="0"/>
-          <w:i w:val="0"/>
-          <w:sz w:val="22"/>
+          <w:sz w:val="20"/>
         </w:rPr>
-        <w:t>1. Science Museum (London). Optika, teleskoplar və mikroskoplar.</w:t>
+        <w:t>D Muzey arxiv və kitabxana materialları</w:t>
       </w:r>
+    </w:p>
+    <w:p>
+      <w:pPr>
+        <w:widowControl/>
+      </w:pPr>
       <w:r>
         <w:rPr>
-          <w:rFonts w:ascii="Calibri" w:hAnsi="Calibri" w:eastAsia="Calibri"/>
-          <w:b w:val="0"/>
-          <w:i w:val="0"/>
-          <w:sz w:val="22"/>
+          <w:sz w:val="20"/>
         </w:rPr>
-        <w:t xml:space="preserve"> </w:t>
+        <w:t xml:space="preserve">1. Science Museum (London). Optics, telescopes, and microscopes. </w:t>
       </w:r>
       <w:hyperlink r:id="rId11">
         <w:r>
           <w:rPr>
-            <w:rFonts w:ascii="Calibri" w:hAnsi="Calibri" w:eastAsia="Calibri"/>
-            <w:b w:val="0"/>
-            <w:i w:val="0"/>
-            <w:sz w:val="22"/>
-            <w:color w:val="0563C1"/>
-            <w:u w:val="single"/>
+            <w:sz w:val="20"/>
           </w:rPr>
           <w:t>https://www.sciencemuseum.org.uk/objects-and-stories</w:t>
         </w:r>
       </w:hyperlink>
+      <w:r>
+        <w:rPr>
+          <w:sz w:val="20"/>
+        </w:rPr>
+      </w:r>
     </w:p>
     <w:sectPr>
-      <w:pgSz w:w="12240" w:h="15840"/>
-      <w:pgMar w:top="1296" w:right="1440" w:bottom="1296" w:left="1440" w:header="720" w:footer="720" w:gutter="0"/>
+      <w:footerReference w:type="default" r:id="rId12"/>
+      <w:pgSz w:w="11906" w:h="16838"/>
+      <w:pgMar w:top="1020" w:right="1134" w:bottom="1020" w:left="1134" w:header="720" w:footer="720" w:gutter="0"/>
       <w:cols w:space="720"/>
       <w:docGrid w:linePitch="360"/>
     </w:sectPr>
   </w:body>
 </w:document>
+</file>
+
+<file path=word/footer1.xml><?xml version="1.0" encoding="utf-8"?>
+<w:ftr xmlns:m="http://schemas.openxmlformats.org/officeDocument/2006/math" xmlns:mc="http://schemas.openxmlformats.org/markup-compatibility/2006" xmlns:mo="http://schemas.microsoft.com/office/mac/office/2008/main" xmlns:mv="urn:schemas-microsoft-com:mac:vml" xmlns:o="urn:schemas-microsoft-com:office:office" xmlns:r="http://schemas.openxmlformats.org/officeDocument/2006/relationships" xmlns:v="urn:schemas-microsoft-com:vml" xmlns:w10="urn:schemas-microsoft-com:office:word" xmlns:w14="http://schemas.microsoft.com/office/word/2010/wordml" xmlns:w="http://schemas.openxmlformats.org/wordprocessingml/2006/main" xmlns:wne="http://schemas.microsoft.com/office/word/2006/wordml" xmlns:wp14="http://schemas.microsoft.com/office/word/2010/wordprocessingDrawing" xmlns:wp="http://schemas.openxmlformats.org/drawingml/2006/wordprocessingDrawing" xmlns:wpc="http://schemas.microsoft.com/office/word/2010/wordprocessingCanvas" xmlns:wpg="http://schemas.microsoft.com/office/word/2010/wordprocessingGroup" xmlns:wpi="http://schemas.microsoft.com/office/word/2010/wordprocessingInk" xmlns:wps="http://schemas.microsoft.com/office/word/2010/wordprocessingShape" mc:Ignorable="w14 wp14">
+  <w:p>
+    <w:pPr>
+      <w:pStyle w:val="Footer"/>
+      <w:jc w:val="right"/>
+    </w:pPr>
+    <w:fldSimple w:instr="PAGE"/>
+  </w:p>
+</w:ftr>
 </file>
 
 <file path=word/numbering.xml><?xml version="1.0" encoding="utf-8"?>
@@ -735,7 +558,7 @@
   <w:docDefaults>
     <w:rPrDefault>
       <w:rPr>
-        <w:rFonts w:asciiTheme="minorHAnsi" w:eastAsiaTheme="minorEastAsia" w:hAnsiTheme="minorHAnsi" w:cstheme="minorBidi"/>
+        <w:rFonts/>
         <w:sz w:val="22"/>
         <w:szCs w:val="22"/>
         <w:lang w:val="en-US" w:eastAsia="en-US" w:bidi="ar-SA"/>
@@ -890,6 +713,15 @@
     <w:name w:val="Normal"/>
     <w:qFormat/>
     <w:rsid w:val="00FC693F"/>
+    <w:pPr>
+      <w:spacing w:after="120" w:line="259" w:lineRule="auto"/>
+    </w:pPr>
+    <w:rPr>
+      <w:rFonts w:ascii="Times New Roman" w:hAnsi="Times New Roman"/>
+      <w:color w:val="000000"/>
+      <w:sz w:val="24"/>
+      <w:lang w:val="az-Latn-AZ"/>
+    </w:rPr>
   </w:style>
   <w:style w:type="paragraph" w:styleId="Header">
     <w:name w:val="header"/>
@@ -946,16 +778,17 @@
     <w:pPr>
       <w:keepNext/>
       <w:keepLines/>
-      <w:spacing w:before="480" w:after="0"/>
+      <w:spacing w:before="480" w:after="120" w:line="259" w:lineRule="auto"/>
       <w:outlineLvl w:val="0"/>
     </w:pPr>
     <w:rPr>
-      <w:rFonts w:asciiTheme="majorHAnsi" w:eastAsiaTheme="majorEastAsia" w:hAnsiTheme="majorHAnsi" w:cstheme="majorBidi"/>
+      <w:rFonts w:ascii="Times New Roman" w:hAnsi="Times New Roman"/>
       <w:b/>
       <w:bCs/>
-      <w:color w:val="365F91" w:themeColor="accent1" w:themeShade="BF"/>
-      <w:sz w:val="28"/>
+      <w:color w:val="000000"/>
+      <w:sz w:val="26"/>
       <w:szCs w:val="28"/>
+      <w:lang w:val="az-Latn-AZ"/>
     </w:rPr>
   </w:style>
   <w:style w:type="paragraph" w:styleId="Heading2">
@@ -970,16 +803,17 @@
     <w:pPr>
       <w:keepNext/>
       <w:keepLines/>
-      <w:spacing w:before="200" w:after="0"/>
+      <w:spacing w:before="200" w:after="120" w:line="259" w:lineRule="auto"/>
       <w:outlineLvl w:val="1"/>
     </w:pPr>
     <w:rPr>
-      <w:rFonts w:asciiTheme="majorHAnsi" w:eastAsiaTheme="majorEastAsia" w:hAnsiTheme="majorHAnsi" w:cstheme="majorBidi"/>
+      <w:rFonts w:ascii="Times New Roman" w:hAnsi="Times New Roman"/>
       <w:b/>
       <w:bCs/>
-      <w:color w:val="4F81BD" w:themeColor="accent1"/>
+      <w:color w:val="000000"/>
       <w:sz w:val="26"/>
       <w:szCs w:val="26"/>
+      <w:lang w:val="az-Latn-AZ"/>
     </w:rPr>
   </w:style>
   <w:style w:type="paragraph" w:styleId="Heading3">
@@ -998,7 +832,7 @@
       <w:outlineLvl w:val="2"/>
     </w:pPr>
     <w:rPr>
-      <w:rFonts w:asciiTheme="majorHAnsi" w:eastAsiaTheme="majorEastAsia" w:hAnsiTheme="majorHAnsi" w:cstheme="majorBidi"/>
+      <w:rFonts/>
       <w:b/>
       <w:bCs/>
       <w:color w:val="4F81BD" w:themeColor="accent1"/>
@@ -1021,7 +855,7 @@
       <w:outlineLvl w:val="3"/>
     </w:pPr>
     <w:rPr>
-      <w:rFonts w:asciiTheme="majorHAnsi" w:eastAsiaTheme="majorEastAsia" w:hAnsiTheme="majorHAnsi" w:cstheme="majorBidi"/>
+      <w:rFonts/>
       <w:b/>
       <w:bCs/>
       <w:i/>
@@ -1046,7 +880,7 @@
       <w:outlineLvl w:val="4"/>
     </w:pPr>
     <w:rPr>
-      <w:rFonts w:asciiTheme="majorHAnsi" w:eastAsiaTheme="majorEastAsia" w:hAnsiTheme="majorHAnsi" w:cstheme="majorBidi"/>
+      <w:rFonts/>
       <w:color w:val="243F60" w:themeColor="accent1" w:themeShade="7F"/>
     </w:rPr>
   </w:style>
@@ -1067,7 +901,7 @@
       <w:outlineLvl w:val="5"/>
     </w:pPr>
     <w:rPr>
-      <w:rFonts w:asciiTheme="majorHAnsi" w:eastAsiaTheme="majorEastAsia" w:hAnsiTheme="majorHAnsi" w:cstheme="majorBidi"/>
+      <w:rFonts/>
       <w:i/>
       <w:iCs/>
       <w:color w:val="243F60" w:themeColor="accent1" w:themeShade="7F"/>
@@ -1090,7 +924,7 @@
       <w:outlineLvl w:val="6"/>
     </w:pPr>
     <w:rPr>
-      <w:rFonts w:asciiTheme="majorHAnsi" w:eastAsiaTheme="majorEastAsia" w:hAnsiTheme="majorHAnsi" w:cstheme="majorBidi"/>
+      <w:rFonts/>
       <w:i/>
       <w:iCs/>
       <w:color w:val="404040" w:themeColor="text1" w:themeTint="BF"/>
@@ -1113,7 +947,7 @@
       <w:outlineLvl w:val="7"/>
     </w:pPr>
     <w:rPr>
-      <w:rFonts w:asciiTheme="majorHAnsi" w:eastAsiaTheme="majorEastAsia" w:hAnsiTheme="majorHAnsi" w:cstheme="majorBidi"/>
+      <w:rFonts/>
       <w:color w:val="4F81BD" w:themeColor="accent1"/>
       <w:sz w:val="20"/>
       <w:szCs w:val="20"/>
@@ -1136,7 +970,7 @@
       <w:outlineLvl w:val="8"/>
     </w:pPr>
     <w:rPr>
-      <w:rFonts w:asciiTheme="majorHAnsi" w:eastAsiaTheme="majorEastAsia" w:hAnsiTheme="majorHAnsi" w:cstheme="majorBidi"/>
+      <w:rFonts/>
       <w:i/>
       <w:iCs/>
       <w:color w:val="404040" w:themeColor="text1" w:themeTint="BF"/>
@@ -1187,7 +1021,7 @@
     <w:uiPriority w:val="9"/>
     <w:rsid w:val="00FC693F"/>
     <w:rPr>
-      <w:rFonts w:asciiTheme="majorHAnsi" w:eastAsiaTheme="majorEastAsia" w:hAnsiTheme="majorHAnsi" w:cstheme="majorBidi"/>
+      <w:rFonts/>
       <w:b/>
       <w:bCs/>
       <w:color w:val="365F91" w:themeColor="accent1" w:themeShade="BF"/>
@@ -1202,7 +1036,7 @@
     <w:uiPriority w:val="9"/>
     <w:rsid w:val="00FC693F"/>
     <w:rPr>
-      <w:rFonts w:asciiTheme="majorHAnsi" w:eastAsiaTheme="majorEastAsia" w:hAnsiTheme="majorHAnsi" w:cstheme="majorBidi"/>
+      <w:rFonts/>
       <w:b/>
       <w:bCs/>
       <w:color w:val="4F81BD" w:themeColor="accent1"/>
@@ -1217,7 +1051,7 @@
     <w:uiPriority w:val="9"/>
     <w:rsid w:val="00FC693F"/>
     <w:rPr>
-      <w:rFonts w:asciiTheme="majorHAnsi" w:eastAsiaTheme="majorEastAsia" w:hAnsiTheme="majorHAnsi" w:cstheme="majorBidi"/>
+      <w:rFonts/>
       <w:b/>
       <w:bCs/>
       <w:color w:val="4F81BD" w:themeColor="accent1"/>
@@ -1232,19 +1066,17 @@
     <w:qFormat/>
     <w:rsid w:val="00FC693F"/>
     <w:pPr>
-      <w:pBdr>
-        <w:bottom w:val="single" w:sz="8" w:space="4" w:color="4F81BD" w:themeColor="accent1"/>
-      </w:pBdr>
-      <w:spacing w:after="300" w:line="240" w:lineRule="auto"/>
+      <w:spacing w:after="120" w:line="259" w:lineRule="auto"/>
       <w:contextualSpacing/>
     </w:pPr>
     <w:rPr>
-      <w:rFonts w:asciiTheme="majorHAnsi" w:eastAsiaTheme="majorEastAsia" w:hAnsiTheme="majorHAnsi" w:cstheme="majorBidi"/>
-      <w:color w:val="17365D" w:themeColor="text2" w:themeShade="BF"/>
+      <w:rFonts w:ascii="Times New Roman" w:hAnsi="Times New Roman"/>
+      <w:color w:val="000000"/>
       <w:spacing w:val="5"/>
       <w:kern w:val="28"/>
-      <w:sz w:val="52"/>
+      <w:sz w:val="40"/>
       <w:szCs w:val="52"/>
+      <w:lang w:val="az-Latn-AZ"/>
     </w:rPr>
   </w:style>
   <w:style w:type="character" w:customStyle="1" w:styleId="TitleChar">
@@ -1254,7 +1086,7 @@
     <w:uiPriority w:val="10"/>
     <w:rsid w:val="00FC693F"/>
     <w:rPr>
-      <w:rFonts w:asciiTheme="majorHAnsi" w:eastAsiaTheme="majorEastAsia" w:hAnsiTheme="majorHAnsi" w:cstheme="majorBidi"/>
+      <w:rFonts/>
       <w:color w:val="17365D" w:themeColor="text2" w:themeShade="BF"/>
       <w:spacing w:val="5"/>
       <w:kern w:val="28"/>
@@ -1276,7 +1108,7 @@
       </w:numPr>
     </w:pPr>
     <w:rPr>
-      <w:rFonts w:asciiTheme="majorHAnsi" w:eastAsiaTheme="majorEastAsia" w:hAnsiTheme="majorHAnsi" w:cstheme="majorBidi"/>
+      <w:rFonts/>
       <w:i/>
       <w:iCs/>
       <w:color w:val="4F81BD" w:themeColor="accent1"/>
@@ -1292,7 +1124,7 @@
     <w:uiPriority w:val="11"/>
     <w:rsid w:val="00FC693F"/>
     <w:rPr>
-      <w:rFonts w:asciiTheme="majorHAnsi" w:eastAsiaTheme="majorEastAsia" w:hAnsiTheme="majorHAnsi" w:cstheme="majorBidi"/>
+      <w:rFonts/>
       <w:i/>
       <w:iCs/>
       <w:color w:val="4F81BD" w:themeColor="accent1"/>
@@ -1417,8 +1249,15 @@
       <w:numPr>
         <w:numId w:val="1"/>
       </w:numPr>
+      <w:spacing w:after="120" w:line="259" w:lineRule="auto"/>
       <w:contextualSpacing/>
     </w:pPr>
+    <w:rPr>
+      <w:rFonts w:ascii="Times New Roman" w:hAnsi="Times New Roman"/>
+      <w:color w:val="000000"/>
+      <w:sz w:val="24"/>
+      <w:lang w:val="az-Latn-AZ"/>
+    </w:rPr>
   </w:style>
   <w:style w:type="paragraph" w:styleId="ListBullet2">
     <w:name w:val="List Bullet 2"/>
@@ -1590,7 +1429,7 @@
     <w:semiHidden/>
     <w:rsid w:val="00FC693F"/>
     <w:rPr>
-      <w:rFonts w:asciiTheme="majorHAnsi" w:eastAsiaTheme="majorEastAsia" w:hAnsiTheme="majorHAnsi" w:cstheme="majorBidi"/>
+      <w:rFonts/>
       <w:b/>
       <w:bCs/>
       <w:i/>
@@ -1606,7 +1445,7 @@
     <w:semiHidden/>
     <w:rsid w:val="00FC693F"/>
     <w:rPr>
-      <w:rFonts w:asciiTheme="majorHAnsi" w:eastAsiaTheme="majorEastAsia" w:hAnsiTheme="majorHAnsi" w:cstheme="majorBidi"/>
+      <w:rFonts/>
       <w:color w:val="243F60" w:themeColor="accent1" w:themeShade="7F"/>
     </w:rPr>
   </w:style>
@@ -1618,7 +1457,7 @@
     <w:semiHidden/>
     <w:rsid w:val="00FC693F"/>
     <w:rPr>
-      <w:rFonts w:asciiTheme="majorHAnsi" w:eastAsiaTheme="majorEastAsia" w:hAnsiTheme="majorHAnsi" w:cstheme="majorBidi"/>
+      <w:rFonts/>
       <w:i/>
       <w:iCs/>
       <w:color w:val="243F60" w:themeColor="accent1" w:themeShade="7F"/>
@@ -1632,7 +1471,7 @@
     <w:semiHidden/>
     <w:rsid w:val="00FC693F"/>
     <w:rPr>
-      <w:rFonts w:asciiTheme="majorHAnsi" w:eastAsiaTheme="majorEastAsia" w:hAnsiTheme="majorHAnsi" w:cstheme="majorBidi"/>
+      <w:rFonts/>
       <w:i/>
       <w:iCs/>
       <w:color w:val="404040" w:themeColor="text1" w:themeTint="BF"/>
@@ -1646,7 +1485,7 @@
     <w:semiHidden/>
     <w:rsid w:val="00FC693F"/>
     <w:rPr>
-      <w:rFonts w:asciiTheme="majorHAnsi" w:eastAsiaTheme="majorEastAsia" w:hAnsiTheme="majorHAnsi" w:cstheme="majorBidi"/>
+      <w:rFonts/>
       <w:color w:val="4F81BD" w:themeColor="accent1"/>
       <w:sz w:val="20"/>
       <w:szCs w:val="20"/>
@@ -1660,7 +1499,7 @@
     <w:semiHidden/>
     <w:rsid w:val="00FC693F"/>
     <w:rPr>
-      <w:rFonts w:asciiTheme="majorHAnsi" w:eastAsiaTheme="majorEastAsia" w:hAnsiTheme="majorHAnsi" w:cstheme="majorBidi"/>
+      <w:rFonts/>
       <w:i/>
       <w:iCs/>
       <w:color w:val="404040" w:themeColor="text1" w:themeTint="BF"/>
@@ -1719,9 +1558,6 @@
     <w:qFormat/>
     <w:rsid w:val="00FC693F"/>
     <w:pPr>
-      <w:pBdr>
-        <w:bottom w:val="single" w:sz="4" w:space="4" w:color="4F81BD" w:themeColor="accent1"/>
-      </w:pBdr>
       <w:spacing w:before="200" w:after="280"/>
       <w:ind w:left="936" w:right="936"/>
     </w:pPr>
@@ -3249,7 +3085,7 @@
         <w:spacing w:before="0" w:after="0" w:line="240" w:lineRule="auto"/>
       </w:pPr>
       <w:rPr>
-        <w:rFonts w:asciiTheme="majorHAnsi" w:eastAsiaTheme="majorEastAsia" w:hAnsiTheme="majorHAnsi" w:cstheme="majorBidi"/>
+        <w:rFonts/>
         <w:b/>
         <w:bCs/>
       </w:rPr>
@@ -3270,7 +3106,7 @@
         <w:spacing w:before="0" w:after="0" w:line="240" w:lineRule="auto"/>
       </w:pPr>
       <w:rPr>
-        <w:rFonts w:asciiTheme="majorHAnsi" w:eastAsiaTheme="majorEastAsia" w:hAnsiTheme="majorHAnsi" w:cstheme="majorBidi"/>
+        <w:rFonts/>
         <w:b/>
         <w:bCs/>
       </w:rPr>
@@ -3288,14 +3124,14 @@
     </w:tblStylePr>
     <w:tblStylePr w:type="firstCol">
       <w:rPr>
-        <w:rFonts w:asciiTheme="majorHAnsi" w:eastAsiaTheme="majorEastAsia" w:hAnsiTheme="majorHAnsi" w:cstheme="majorBidi"/>
+        <w:rFonts/>
         <w:b/>
         <w:bCs/>
       </w:rPr>
     </w:tblStylePr>
     <w:tblStylePr w:type="lastCol">
       <w:rPr>
-        <w:rFonts w:asciiTheme="majorHAnsi" w:eastAsiaTheme="majorEastAsia" w:hAnsiTheme="majorHAnsi" w:cstheme="majorBidi"/>
+        <w:rFonts/>
         <w:b/>
         <w:bCs/>
       </w:rPr>
@@ -3379,7 +3215,7 @@
         <w:spacing w:before="0" w:after="0" w:line="240" w:lineRule="auto"/>
       </w:pPr>
       <w:rPr>
-        <w:rFonts w:asciiTheme="majorHAnsi" w:eastAsiaTheme="majorEastAsia" w:hAnsiTheme="majorHAnsi" w:cstheme="majorBidi"/>
+        <w:rFonts/>
         <w:b/>
         <w:bCs/>
       </w:rPr>
@@ -3400,7 +3236,7 @@
         <w:spacing w:before="0" w:after="0" w:line="240" w:lineRule="auto"/>
       </w:pPr>
       <w:rPr>
-        <w:rFonts w:asciiTheme="majorHAnsi" w:eastAsiaTheme="majorEastAsia" w:hAnsiTheme="majorHAnsi" w:cstheme="majorBidi"/>
+        <w:rFonts/>
         <w:b/>
         <w:bCs/>
       </w:rPr>
@@ -3418,14 +3254,14 @@
     </w:tblStylePr>
     <w:tblStylePr w:type="firstCol">
       <w:rPr>
-        <w:rFonts w:asciiTheme="majorHAnsi" w:eastAsiaTheme="majorEastAsia" w:hAnsiTheme="majorHAnsi" w:cstheme="majorBidi"/>
+        <w:rFonts/>
         <w:b/>
         <w:bCs/>
       </w:rPr>
     </w:tblStylePr>
     <w:tblStylePr w:type="lastCol">
       <w:rPr>
-        <w:rFonts w:asciiTheme="majorHAnsi" w:eastAsiaTheme="majorEastAsia" w:hAnsiTheme="majorHAnsi" w:cstheme="majorBidi"/>
+        <w:rFonts/>
         <w:b/>
         <w:bCs/>
       </w:rPr>
@@ -3509,7 +3345,7 @@
         <w:spacing w:before="0" w:after="0" w:line="240" w:lineRule="auto"/>
       </w:pPr>
       <w:rPr>
-        <w:rFonts w:asciiTheme="majorHAnsi" w:eastAsiaTheme="majorEastAsia" w:hAnsiTheme="majorHAnsi" w:cstheme="majorBidi"/>
+        <w:rFonts/>
         <w:b/>
         <w:bCs/>
       </w:rPr>
@@ -3530,7 +3366,7 @@
         <w:spacing w:before="0" w:after="0" w:line="240" w:lineRule="auto"/>
       </w:pPr>
       <w:rPr>
-        <w:rFonts w:asciiTheme="majorHAnsi" w:eastAsiaTheme="majorEastAsia" w:hAnsiTheme="majorHAnsi" w:cstheme="majorBidi"/>
+        <w:rFonts/>
         <w:b/>
         <w:bCs/>
       </w:rPr>
@@ -3548,14 +3384,14 @@
     </w:tblStylePr>
     <w:tblStylePr w:type="firstCol">
       <w:rPr>
-        <w:rFonts w:asciiTheme="majorHAnsi" w:eastAsiaTheme="majorEastAsia" w:hAnsiTheme="majorHAnsi" w:cstheme="majorBidi"/>
+        <w:rFonts/>
         <w:b/>
         <w:bCs/>
       </w:rPr>
     </w:tblStylePr>
     <w:tblStylePr w:type="lastCol">
       <w:rPr>
-        <w:rFonts w:asciiTheme="majorHAnsi" w:eastAsiaTheme="majorEastAsia" w:hAnsiTheme="majorHAnsi" w:cstheme="majorBidi"/>
+        <w:rFonts/>
         <w:b/>
         <w:bCs/>
       </w:rPr>
@@ -3639,7 +3475,7 @@
         <w:spacing w:before="0" w:after="0" w:line="240" w:lineRule="auto"/>
       </w:pPr>
       <w:rPr>
-        <w:rFonts w:asciiTheme="majorHAnsi" w:eastAsiaTheme="majorEastAsia" w:hAnsiTheme="majorHAnsi" w:cstheme="majorBidi"/>
+        <w:rFonts/>
         <w:b/>
         <w:bCs/>
       </w:rPr>
@@ -3660,7 +3496,7 @@
         <w:spacing w:before="0" w:after="0" w:line="240" w:lineRule="auto"/>
       </w:pPr>
       <w:rPr>
-        <w:rFonts w:asciiTheme="majorHAnsi" w:eastAsiaTheme="majorEastAsia" w:hAnsiTheme="majorHAnsi" w:cstheme="majorBidi"/>
+        <w:rFonts/>
         <w:b/>
         <w:bCs/>
       </w:rPr>
@@ -3678,14 +3514,14 @@
     </w:tblStylePr>
     <w:tblStylePr w:type="firstCol">
       <w:rPr>
-        <w:rFonts w:asciiTheme="majorHAnsi" w:eastAsiaTheme="majorEastAsia" w:hAnsiTheme="majorHAnsi" w:cstheme="majorBidi"/>
+        <w:rFonts/>
         <w:b/>
         <w:bCs/>
       </w:rPr>
     </w:tblStylePr>
     <w:tblStylePr w:type="lastCol">
       <w:rPr>
-        <w:rFonts w:asciiTheme="majorHAnsi" w:eastAsiaTheme="majorEastAsia" w:hAnsiTheme="majorHAnsi" w:cstheme="majorBidi"/>
+        <w:rFonts/>
         <w:b/>
         <w:bCs/>
       </w:rPr>
@@ -3769,7 +3605,7 @@
         <w:spacing w:before="0" w:after="0" w:line="240" w:lineRule="auto"/>
       </w:pPr>
       <w:rPr>
-        <w:rFonts w:asciiTheme="majorHAnsi" w:eastAsiaTheme="majorEastAsia" w:hAnsiTheme="majorHAnsi" w:cstheme="majorBidi"/>
+        <w:rFonts/>
         <w:b/>
         <w:bCs/>
       </w:rPr>
@@ -3790,7 +3626,7 @@
         <w:spacing w:before="0" w:after="0" w:line="240" w:lineRule="auto"/>
       </w:pPr>
       <w:rPr>
-        <w:rFonts w:asciiTheme="majorHAnsi" w:eastAsiaTheme="majorEastAsia" w:hAnsiTheme="majorHAnsi" w:cstheme="majorBidi"/>
+        <w:rFonts/>
         <w:b/>
         <w:bCs/>
       </w:rPr>
@@ -3808,14 +3644,14 @@
     </w:tblStylePr>
     <w:tblStylePr w:type="firstCol">
       <w:rPr>
-        <w:rFonts w:asciiTheme="majorHAnsi" w:eastAsiaTheme="majorEastAsia" w:hAnsiTheme="majorHAnsi" w:cstheme="majorBidi"/>
+        <w:rFonts/>
         <w:b/>
         <w:bCs/>
       </w:rPr>
     </w:tblStylePr>
     <w:tblStylePr w:type="lastCol">
       <w:rPr>
-        <w:rFonts w:asciiTheme="majorHAnsi" w:eastAsiaTheme="majorEastAsia" w:hAnsiTheme="majorHAnsi" w:cstheme="majorBidi"/>
+        <w:rFonts/>
         <w:b/>
         <w:bCs/>
       </w:rPr>
@@ -3899,7 +3735,7 @@
         <w:spacing w:before="0" w:after="0" w:line="240" w:lineRule="auto"/>
       </w:pPr>
       <w:rPr>
-        <w:rFonts w:asciiTheme="majorHAnsi" w:eastAsiaTheme="majorEastAsia" w:hAnsiTheme="majorHAnsi" w:cstheme="majorBidi"/>
+        <w:rFonts/>
         <w:b/>
         <w:bCs/>
       </w:rPr>
@@ -3920,7 +3756,7 @@
         <w:spacing w:before="0" w:after="0" w:line="240" w:lineRule="auto"/>
       </w:pPr>
       <w:rPr>
-        <w:rFonts w:asciiTheme="majorHAnsi" w:eastAsiaTheme="majorEastAsia" w:hAnsiTheme="majorHAnsi" w:cstheme="majorBidi"/>
+        <w:rFonts/>
         <w:b/>
         <w:bCs/>
       </w:rPr>
@@ -3938,14 +3774,14 @@
     </w:tblStylePr>
     <w:tblStylePr w:type="firstCol">
       <w:rPr>
-        <w:rFonts w:asciiTheme="majorHAnsi" w:eastAsiaTheme="majorEastAsia" w:hAnsiTheme="majorHAnsi" w:cstheme="majorBidi"/>
+        <w:rFonts/>
         <w:b/>
         <w:bCs/>
       </w:rPr>
     </w:tblStylePr>
     <w:tblStylePr w:type="lastCol">
       <w:rPr>
-        <w:rFonts w:asciiTheme="majorHAnsi" w:eastAsiaTheme="majorEastAsia" w:hAnsiTheme="majorHAnsi" w:cstheme="majorBidi"/>
+        <w:rFonts/>
         <w:b/>
         <w:bCs/>
       </w:rPr>
@@ -4029,7 +3865,7 @@
         <w:spacing w:before="0" w:after="0" w:line="240" w:lineRule="auto"/>
       </w:pPr>
       <w:rPr>
-        <w:rFonts w:asciiTheme="majorHAnsi" w:eastAsiaTheme="majorEastAsia" w:hAnsiTheme="majorHAnsi" w:cstheme="majorBidi"/>
+        <w:rFonts/>
         <w:b/>
         <w:bCs/>
       </w:rPr>
@@ -4050,7 +3886,7 @@
         <w:spacing w:before="0" w:after="0" w:line="240" w:lineRule="auto"/>
       </w:pPr>
       <w:rPr>
-        <w:rFonts w:asciiTheme="majorHAnsi" w:eastAsiaTheme="majorEastAsia" w:hAnsiTheme="majorHAnsi" w:cstheme="majorBidi"/>
+        <w:rFonts/>
         <w:b/>
         <w:bCs/>
       </w:rPr>
@@ -4068,14 +3904,14 @@
     </w:tblStylePr>
     <w:tblStylePr w:type="firstCol">
       <w:rPr>
-        <w:rFonts w:asciiTheme="majorHAnsi" w:eastAsiaTheme="majorEastAsia" w:hAnsiTheme="majorHAnsi" w:cstheme="majorBidi"/>
+        <w:rFonts/>
         <w:b/>
         <w:bCs/>
       </w:rPr>
     </w:tblStylePr>
     <w:tblStylePr w:type="lastCol">
       <w:rPr>
-        <w:rFonts w:asciiTheme="majorHAnsi" w:eastAsiaTheme="majorEastAsia" w:hAnsiTheme="majorHAnsi" w:cstheme="majorBidi"/>
+        <w:rFonts/>
         <w:b/>
         <w:bCs/>
       </w:rPr>
@@ -5940,7 +5776,7 @@
     </w:tblPr>
     <w:tblStylePr w:type="firstRow">
       <w:rPr>
-        <w:rFonts w:asciiTheme="majorHAnsi" w:eastAsiaTheme="majorEastAsia" w:hAnsiTheme="majorHAnsi" w:cstheme="majorBidi"/>
+        <w:rFonts/>
       </w:rPr>
       <w:tblPr/>
       <w:tcPr>
@@ -6024,7 +5860,7 @@
     </w:tblPr>
     <w:tblStylePr w:type="firstRow">
       <w:rPr>
-        <w:rFonts w:asciiTheme="majorHAnsi" w:eastAsiaTheme="majorEastAsia" w:hAnsiTheme="majorHAnsi" w:cstheme="majorBidi"/>
+        <w:rFonts/>
       </w:rPr>
       <w:tblPr/>
       <w:tcPr>
@@ -6108,7 +5944,7 @@
     </w:tblPr>
     <w:tblStylePr w:type="firstRow">
       <w:rPr>
-        <w:rFonts w:asciiTheme="majorHAnsi" w:eastAsiaTheme="majorEastAsia" w:hAnsiTheme="majorHAnsi" w:cstheme="majorBidi"/>
+        <w:rFonts/>
       </w:rPr>
       <w:tblPr/>
       <w:tcPr>
@@ -6192,7 +6028,7 @@
     </w:tblPr>
     <w:tblStylePr w:type="firstRow">
       <w:rPr>
-        <w:rFonts w:asciiTheme="majorHAnsi" w:eastAsiaTheme="majorEastAsia" w:hAnsiTheme="majorHAnsi" w:cstheme="majorBidi"/>
+        <w:rFonts/>
       </w:rPr>
       <w:tblPr/>
       <w:tcPr>
@@ -6276,7 +6112,7 @@
     </w:tblPr>
     <w:tblStylePr w:type="firstRow">
       <w:rPr>
-        <w:rFonts w:asciiTheme="majorHAnsi" w:eastAsiaTheme="majorEastAsia" w:hAnsiTheme="majorHAnsi" w:cstheme="majorBidi"/>
+        <w:rFonts/>
       </w:rPr>
       <w:tblPr/>
       <w:tcPr>
@@ -6360,7 +6196,7 @@
     </w:tblPr>
     <w:tblStylePr w:type="firstRow">
       <w:rPr>
-        <w:rFonts w:asciiTheme="majorHAnsi" w:eastAsiaTheme="majorEastAsia" w:hAnsiTheme="majorHAnsi" w:cstheme="majorBidi"/>
+        <w:rFonts/>
       </w:rPr>
       <w:tblPr/>
       <w:tcPr>
@@ -6444,7 +6280,7 @@
     </w:tblPr>
     <w:tblStylePr w:type="firstRow">
       <w:rPr>
-        <w:rFonts w:asciiTheme="majorHAnsi" w:eastAsiaTheme="majorEastAsia" w:hAnsiTheme="majorHAnsi" w:cstheme="majorBidi"/>
+        <w:rFonts/>
       </w:rPr>
       <w:tblPr/>
       <w:tcPr>
@@ -6509,7 +6345,7 @@
       <w:spacing w:after="0" w:line="240" w:lineRule="auto"/>
     </w:pPr>
     <w:rPr>
-      <w:rFonts w:asciiTheme="majorHAnsi" w:eastAsiaTheme="majorEastAsia" w:hAnsiTheme="majorHAnsi" w:cstheme="majorBidi"/>
+      <w:rFonts/>
       <w:color w:val="000000" w:themeColor="text1"/>
     </w:rPr>
     <w:tblPr>
@@ -6637,7 +6473,7 @@
       <w:spacing w:after="0" w:line="240" w:lineRule="auto"/>
     </w:pPr>
     <w:rPr>
-      <w:rFonts w:asciiTheme="majorHAnsi" w:eastAsiaTheme="majorEastAsia" w:hAnsiTheme="majorHAnsi" w:cstheme="majorBidi"/>
+      <w:rFonts/>
       <w:color w:val="000000" w:themeColor="text1"/>
     </w:rPr>
     <w:tblPr>
@@ -6765,7 +6601,7 @@
       <w:spacing w:after="0" w:line="240" w:lineRule="auto"/>
     </w:pPr>
     <w:rPr>
-      <w:rFonts w:asciiTheme="majorHAnsi" w:eastAsiaTheme="majorEastAsia" w:hAnsiTheme="majorHAnsi" w:cstheme="majorBidi"/>
+      <w:rFonts/>
       <w:color w:val="000000" w:themeColor="text1"/>
     </w:rPr>
     <w:tblPr>
@@ -6893,7 +6729,7 @@
       <w:spacing w:after="0" w:line="240" w:lineRule="auto"/>
     </w:pPr>
     <w:rPr>
-      <w:rFonts w:asciiTheme="majorHAnsi" w:eastAsiaTheme="majorEastAsia" w:hAnsiTheme="majorHAnsi" w:cstheme="majorBidi"/>
+      <w:rFonts/>
       <w:color w:val="000000" w:themeColor="text1"/>
     </w:rPr>
     <w:tblPr>
@@ -7021,7 +6857,7 @@
       <w:spacing w:after="0" w:line="240" w:lineRule="auto"/>
     </w:pPr>
     <w:rPr>
-      <w:rFonts w:asciiTheme="majorHAnsi" w:eastAsiaTheme="majorEastAsia" w:hAnsiTheme="majorHAnsi" w:cstheme="majorBidi"/>
+      <w:rFonts/>
       <w:color w:val="000000" w:themeColor="text1"/>
     </w:rPr>
     <w:tblPr>
@@ -7149,7 +6985,7 @@
       <w:spacing w:after="0" w:line="240" w:lineRule="auto"/>
     </w:pPr>
     <w:rPr>
-      <w:rFonts w:asciiTheme="majorHAnsi" w:eastAsiaTheme="majorEastAsia" w:hAnsiTheme="majorHAnsi" w:cstheme="majorBidi"/>
+      <w:rFonts/>
       <w:color w:val="000000" w:themeColor="text1"/>
     </w:rPr>
     <w:tblPr>
@@ -7277,7 +7113,7 @@
       <w:spacing w:after="0" w:line="240" w:lineRule="auto"/>
     </w:pPr>
     <w:rPr>
-      <w:rFonts w:asciiTheme="majorHAnsi" w:eastAsiaTheme="majorEastAsia" w:hAnsiTheme="majorHAnsi" w:cstheme="majorBidi"/>
+      <w:rFonts/>
       <w:color w:val="000000" w:themeColor="text1"/>
     </w:rPr>
     <w:tblPr>
@@ -7916,7 +7752,7 @@
       <w:spacing w:after="0" w:line="240" w:lineRule="auto"/>
     </w:pPr>
     <w:rPr>
-      <w:rFonts w:asciiTheme="majorHAnsi" w:eastAsiaTheme="majorEastAsia" w:hAnsiTheme="majorHAnsi" w:cstheme="majorBidi"/>
+      <w:rFonts/>
       <w:color w:val="000000" w:themeColor="text1"/>
     </w:rPr>
     <w:tblPr>
@@ -8041,7 +7877,7 @@
       <w:spacing w:after="0" w:line="240" w:lineRule="auto"/>
     </w:pPr>
     <w:rPr>
-      <w:rFonts w:asciiTheme="majorHAnsi" w:eastAsiaTheme="majorEastAsia" w:hAnsiTheme="majorHAnsi" w:cstheme="majorBidi"/>
+      <w:rFonts/>
       <w:color w:val="000000" w:themeColor="text1"/>
     </w:rPr>
     <w:tblPr>
@@ -8166,7 +8002,7 @@
       <w:spacing w:after="0" w:line="240" w:lineRule="auto"/>
     </w:pPr>
     <w:rPr>
-      <w:rFonts w:asciiTheme="majorHAnsi" w:eastAsiaTheme="majorEastAsia" w:hAnsiTheme="majorHAnsi" w:cstheme="majorBidi"/>
+      <w:rFonts/>
       <w:color w:val="000000" w:themeColor="text1"/>
     </w:rPr>
     <w:tblPr>
@@ -8291,7 +8127,7 @@
       <w:spacing w:after="0" w:line="240" w:lineRule="auto"/>
     </w:pPr>
     <w:rPr>
-      <w:rFonts w:asciiTheme="majorHAnsi" w:eastAsiaTheme="majorEastAsia" w:hAnsiTheme="majorHAnsi" w:cstheme="majorBidi"/>
+      <w:rFonts/>
       <w:color w:val="000000" w:themeColor="text1"/>
     </w:rPr>
     <w:tblPr>
@@ -8416,7 +8252,7 @@
       <w:spacing w:after="0" w:line="240" w:lineRule="auto"/>
     </w:pPr>
     <w:rPr>
-      <w:rFonts w:asciiTheme="majorHAnsi" w:eastAsiaTheme="majorEastAsia" w:hAnsiTheme="majorHAnsi" w:cstheme="majorBidi"/>
+      <w:rFonts/>
       <w:color w:val="000000" w:themeColor="text1"/>
     </w:rPr>
     <w:tblPr>
@@ -8541,7 +8377,7 @@
       <w:spacing w:after="0" w:line="240" w:lineRule="auto"/>
     </w:pPr>
     <w:rPr>
-      <w:rFonts w:asciiTheme="majorHAnsi" w:eastAsiaTheme="majorEastAsia" w:hAnsiTheme="majorHAnsi" w:cstheme="majorBidi"/>
+      <w:rFonts/>
       <w:color w:val="000000" w:themeColor="text1"/>
     </w:rPr>
     <w:tblPr>
@@ -8666,7 +8502,7 @@
       <w:spacing w:after="0" w:line="240" w:lineRule="auto"/>
     </w:pPr>
     <w:rPr>
-      <w:rFonts w:asciiTheme="majorHAnsi" w:eastAsiaTheme="majorEastAsia" w:hAnsiTheme="majorHAnsi" w:cstheme="majorBidi"/>
+      <w:rFonts/>
       <w:color w:val="000000" w:themeColor="text1"/>
     </w:rPr>
     <w:tblPr>

--- a/az/discovery-articles/2.7 Optika və linzalar.docx
+++ b/az/discovery-articles/2.7 Optika və linzalar.docx
@@ -32,7 +32,7 @@
         <w:rPr>
           <w:sz w:val="20"/>
         </w:rPr>
-        <w:t>Dövr: XI əsr, İbn əl-Heysəm; daha qədim yunan və İslam işığın sınması haqqında araşdırmaları; orta əsr eynəkləri; XVII əsr teleskop və mikroskopları | Əsas şəxslər: Evklid, Ptolemey, İbn əl-Heysəm, linza ustaları, Qaliley, Kepler, Levenhuk və başqaları</w:t>
+        <w:t>Dövr: qədim yunan və sonrakı İslam alimlərinin optik araşdırmaları; XI əsrdə İbn əl-Heysəmin tədqiqatları; orta əsrlərdə eynəklərin, XVII əsrin əvvəllərində isə teleskop və mikroskopların inkişafı | Əsas şəxslər: Evklid, Ptolemey, İbn əl-Heysəm, linza ustaları, Qaliley, Kepler, Levenhuk və başqaları</w:t>
       </w:r>
     </w:p>
     <w:p>
@@ -40,7 +40,7 @@
         <w:widowControl/>
       </w:pPr>
       <w:r>
-        <w:t>Optika işığın necə yayıldığını, əks olunduğunu və sındığını öyrənir. Linzalar işığın istiqamətini dəyişərək daha aydın və ya böyüdülmüş təsvir yaradır. Onlarla həm çox kiçik, həm də çox uzaq aləmləri görmək mümkün oldu.</w:t>
+        <w:t>Optika işığın necə yayıldığını, səthdən necə əks olunduğunu və bir mühitdən digərinə keçərkən necə sındığını öyrənir. Linzalar işıq şüalarını yönəldərək daha aydın və ya böyüdülmüş görüntü yaradır. Onların sayəsində insan həm adi gözlə seçilməyəcək qədər kiçik cisimləri, həm də çox uzaqdakı göy cisimlərini görə bildi.</w:t>
       </w:r>
     </w:p>
     <w:p>
@@ -58,7 +58,7 @@
         <w:widowControl/>
       </w:pPr>
       <w:r>
-        <w:t>İbn əl-Heysəm «Optika kitabı»nda görməni və işıq təcrübələrini təhlil etdi.</w:t>
+        <w:t>İbn əl-Heysəm «Optika kitabı»nda görmənin necə baş verdiyini araşdırdı və işıqla apardığı təcrübələri təsvir etdi.</w:t>
       </w:r>
     </w:p>
     <w:p>
@@ -67,7 +67,7 @@
         <w:widowControl/>
       </w:pPr>
       <w:r>
-        <w:t>Orta əsrlərin sonlarında Avropada oxumaq üçün eynək linzaları yayıldı.</w:t>
+        <w:t>Orta əsrlərin sonlarında Avropada oxumağı asanlaşdıran eynəklər yayıldı.</w:t>
       </w:r>
     </w:p>
     <w:p>
@@ -76,7 +76,7 @@
         <w:widowControl/>
       </w:pPr>
       <w:r>
-        <w:t>Təxminən 1600-cü ildə mürəkkəb mikroskoplar və teleskoplar yarandı.</w:t>
+        <w:t>XVI əsrin sonu–XVII əsrin əvvəllərində mürəkkəb mikroskoplar və teleskoplar meydana çıxdı.</w:t>
       </w:r>
     </w:p>
     <w:p>
@@ -85,7 +85,7 @@
         <w:widowControl/>
       </w:pPr>
       <w:r>
-        <w:t>Snell və Dekartın sınma qaydaları işığın müxtəlif mühitlərdə yön dəyişməsini kəmiyyətlə ifadə etdi.</w:t>
+        <w:t>Snell və Dekartla bağlı sınma qanunu işığın bir mühitdən digərinə keçərkən istiqamətini necə dəyişdiyini hesablamağa imkan verdi.</w:t>
       </w:r>
     </w:p>
     <w:p>
@@ -94,7 +94,7 @@
         <w:widowControl/>
       </w:pPr>
       <w:r>
-        <w:t>Kameralar, optik liflər və göz cərrahiyyası hələ də linza layihələndirməsinə söykənir.</w:t>
+        <w:t>Kameraların hazırlanmasında, optik liflərlə rabitədə və göz cərrahiyyəsində optik biliklərdən geniş istifadə olunur.</w:t>
       </w:r>
     </w:p>
     <w:p>
@@ -103,15 +103,7 @@
         <w:widowControl/>
       </w:pPr>
       <w:r>
-        <w:t>Bu nədir</w:t>
-      </w:r>
-    </w:p>
-    <w:p>
-      <w:pPr>
-        <w:widowControl/>
-      </w:pPr>
-      <w:r>
-        <w:t>Optika işığın yollarını öyrənən elmdir: düz xətt üzrə yayılmasını, əks olunmasını və şüşə və ya suya daxil olarkən sınmasını araşdırır. Linza şüaları yönəldib təsvir yaradan, görməni düzəldən və ya böyüdən, səthi dəqiq əyilmiş şəffaf materialdır. Beləcə, görmə yalnız təbii bacarıq deyil, mühəndisliklə genişləndirilən vasitə olur. Xış torpağı yönəltdiyi kimi, düzgün formaya salınmış şüşə də işığı yönəldir. Bu imkan zəif görənə oxumağa, tədqiqatçıya hüceyrə və planetlərə baxmağa kömək edir.</w:t>
+        <w:t>Bu nədir?</w:t>
       </w:r>
     </w:p>
     <w:p>
@@ -120,15 +112,7 @@
         <w:widowControl/>
       </w:pPr>
       <w:r>
-        <w:t>Kim kəşf edib və ya yaradıb</w:t>
-      </w:r>
-    </w:p>
-    <w:p>
-      <w:pPr>
-        <w:widowControl/>
-      </w:pPr>
-      <w:r>
-        <w:t>Yunan müəllifləri şüaların yollarını təsvir etdilər; İbn əl-Heysəm görmə nəzəriyyəsini təcrübə ilə yenidən qurdu. Adı bilinməyən şüşə yonucuları oxu daşları və eynəklər hazırladılar. Niderland və İtaliya ustaları Qaliley və başqalarının təkmilləşdirdiyi ilk teleskop və mikroskopları yığdılar. Optikanın tək ixtiraçısı yoxdur; tarix həm alimin, həm də şüşəni cilalayan ustanın əməyini nəzərə almalıdır.</w:t>
+        <w:t>Optika işığı və onun maddə ilə qarşılıqlı təsirini öyrənən elmdir. İşığın yayılması, səthlərdən əks olunması və hava, su, şüşə kimi müxtəlif mühitlər arasında keçərkən sınması bu sahənin əsas mövzularındandır.</w:t>
       </w:r>
     </w:p>
     <w:p>
@@ -137,15 +121,88 @@
         <w:widowControl/>
       </w:pPr>
       <w:r>
-        <w:t>Nə vaxt və necə yaranıb</w:t>
+        <w:t>Linza səthlərinə müəyyən forma verilmiş şəffaf optik hissədir. O, işıq şüalarının istiqamətini dəyişərək təsvir yarada, görüntünü böyüdə və ya görmə qüsurunu düzəldə bilir.</w:t>
       </w:r>
     </w:p>
     <w:p>
       <w:pPr>
+        <w:pStyle w:val="Heading1"/>
         <w:widowControl/>
       </w:pPr>
       <w:r>
-        <w:t>Riyazi optika qədimdir; XI əsrin «Optika kitabı» metod baxımından mühüm zirvə oldu. Orta əsrlərin sonlarında İtaliyada eynəklər yarandı və oxu mədəniyyəti ilə yayıldı. Təxminən 1600-cü ildə uzaqgörən boru və mikroskop insan görməsini genişləndirdi; Kepler və başqaları təsvirin yaranmasını izah etdilər. XIX əsrdə axromatik linzalar, XX əsrdə örtüklər aydınlığı yaxşılaşdırdı. Yayılma nəzəriyyə qədər şüşənin keyfiyyətindən və savadlılıqdan da asılı idi.</w:t>
+        <w:t>Beləliklə, insanın görmə imkanları yalnız gözünün təbii qabiliyyəti ilə məhdudlaşmır. Düzgün hazırlanmış linza zəif görən adama yazını oxumaqda, tədqiqatçıya isə hüceyrəni və ya uzaq planeti müşahidə etməkdə kömək edir.</w:t>
+      </w:r>
+    </w:p>
+    <w:p>
+      <w:pPr>
+        <w:pStyle w:val="Heading1"/>
+        <w:widowControl/>
+      </w:pPr>
+      <w:r>
+        <w:t>Kim yaradıb?</w:t>
+      </w:r>
+    </w:p>
+    <w:p>
+      <w:pPr>
+        <w:pStyle w:val="Heading1"/>
+        <w:widowControl/>
+      </w:pPr>
+      <w:r>
+        <w:t>Optikanın tək bir yaradıcısı yoxdur. Evklid və Ptolemey kimi yunan alimləri işıq şüalarının keçdiyi yolları həndəsi üsullarla təsvir edirdilər. Sonralar İbn əl-Heysəm görmənin necə baş verdiyini təcrübələrə əsaslanaraq araşdırdı və bu sahədəki təsəvvürlərin dəyişməsində mühüm rol oynadı.</w:t>
+      </w:r>
+    </w:p>
+    <w:p>
+      <w:pPr>
+        <w:pStyle w:val="Heading1"/>
+        <w:widowControl/>
+      </w:pPr>
+      <w:r>
+        <w:t>Adları bizə gəlib çatmayan şüşə ustaları mətnin üzərinə qoyularaq hərfləri böyüdən «oxu daşları» və eynəklər hazırlayırdılar. Niderland və İtaliyadakı ustaların, eləcə də alimlərin işi ilk teleskop və mikroskopların hazırlanmasına və təkmilləşməsinə yol açdı. Qaliley də bu cihazların inkişafına töhfə verdi.</w:t>
+      </w:r>
+    </w:p>
+    <w:p>
+      <w:pPr>
+        <w:pStyle w:val="Heading1"/>
+        <w:widowControl/>
+      </w:pPr>
+      <w:r>
+        <w:t>Bu tarixdə nəzəriyyə quran alimin də, şüşəni dəqiqliklə yonub cilalayan ustanın da əməyi var.</w:t>
+      </w:r>
+    </w:p>
+    <w:p>
+      <w:pPr>
+        <w:pStyle w:val="Heading1"/>
+        <w:widowControl/>
+      </w:pPr>
+      <w:r>
+        <w:t>Nə vaxt və necə yaranıb?</w:t>
+      </w:r>
+    </w:p>
+    <w:p>
+      <w:pPr>
+        <w:pStyle w:val="Heading1"/>
+        <w:widowControl/>
+      </w:pPr>
+      <w:r>
+        <w:t>İşığı riyazi üsullarla öyrənmək cəhdləri qədim dövrlərə gedib çıxır. XI əsrdə İbn əl-Heysəmin «Optika kitabı» müşahidə və təcrübəyə verdiyi yer baxımından mühüm mərhələ oldu.</w:t>
+      </w:r>
+    </w:p>
+    <w:p>
+      <w:pPr>
+        <w:pStyle w:val="Heading1"/>
+        <w:widowControl/>
+      </w:pPr>
+      <w:r>
+        <w:t>Orta əsrlərin sonlarında İtaliyada eynəklər meydana çıxdı. Oxumağa ehtiyac artdıqca onlardan istifadə də genişləndi. XVI əsrin sonu–XVII əsrin əvvəllərində mikroskop və teleskopların yaranması insanın görə bildiyi aləmin sərhədlərini xeyli genişləndirdi. Kepler və digər alimlər bu cihazlarda təsvirin necə yarandığını izah etdilər.</w:t>
+      </w:r>
+    </w:p>
+    <w:p>
+      <w:pPr>
+        <w:pStyle w:val="Heading1"/>
+        <w:widowControl/>
+      </w:pPr>
+      <w:r>
+        <w:t>Sonrakı dövrlərdə rəng təhriflərini azaldan axromatik linzalar, XX əsrdə isə linza səthinə çəkilən xüsusi örtüklər görüntünün keyfiyyətini yaxşılaşdırdı. Optik cihazların yayılması nəzəri biliklə yanaşı, şüşənin keyfiyyətindən və oxuyub-yazmağın nə dərəcədə geniş yayılmasından da asılı idi.</w:t>
       </w:r>
     </w:p>
     <w:p>
@@ -159,10 +216,29 @@
     </w:p>
     <w:p>
       <w:pPr>
+        <w:pStyle w:val="Heading1"/>
         <w:widowControl/>
       </w:pPr>
       <w:r>
-        <w:t>Optika işığı əvvəl ölçülən həndəsi hadisə, sonralar dalğa və fotonlarla izah olunan proses kimi araşdırdı. İşığın sınmasını idarə etmək astronomiya, mikroskopiya və spektr araşdırmalarının əsasındadır. İbn əl-Heysəm ənənəsinin təcrübi yanaşması sonrakı elmə təsir etdi. Linza təhrifləri layihəçilərə xətanı hesablamağı öyrətdi. Sadəcə «parlaq» və ya «zəif» təsvirləri bucaqlar, fokus məsafələri və müqayisə olunan cihazlarla əvəz olundu.</w:t>
+        <w:t>İşığın yayılması əvvəlcə əsasən şüalar və həndəsi əlaqələrlə izah olunurdu. Sonralar dalğa nəzəriyyəsi və işığın kvantları olan fotonlar haqqında biliklər bu izahı genişləndirdi.</w:t>
+      </w:r>
+    </w:p>
+    <w:p>
+      <w:pPr>
+        <w:pStyle w:val="Heading1"/>
+        <w:widowControl/>
+      </w:pPr>
+      <w:r>
+        <w:t>İşığın sınmasını hesablamaq və şüaları istənilən istiqamətə yönəltmək astronomiyada, mikroskopiyada və işığın spektrinin araşdırılmasında mühüm yer tutur. İbn əl-Heysəmin müşahidə və təcrübəyə əsaslanan yanaşması da sonrakı elmin inkişafına təsir göstərdi.</w:t>
+      </w:r>
+    </w:p>
+    <w:p>
+      <w:pPr>
+        <w:pStyle w:val="Heading1"/>
+        <w:widowControl/>
+      </w:pPr>
+      <w:r>
+        <w:t>Linzaların yaratdığı təhrifləri aradan qaldırmaq üçün onların səbəblərini müəyyənləşdirmək və hesablamaq lazım idi. Görüntünü sadəcə «parlaq» və ya «zəif» adlandırmaq kifayət etmirdi. İşığın düşmə bucağı, linzanın fokus məsafəsi və cihazın digər xüsusiyyətləri ölçülərək nəticələr müqayisə olunurdu.</w:t>
       </w:r>
     </w:p>
     <w:p>
@@ -176,10 +252,11 @@
     </w:p>
     <w:p>
       <w:pPr>
+        <w:pStyle w:val="Heading1"/>
         <w:widowControl/>
       </w:pPr>
       <w:r>
-        <w:t>Teleskoplar kainat haqqında təsəvvürləri dəyişdi, mikroskoplar hüceyrə biologiyasına yol açdı, kamera və kino işıq təsvirini zamanda saxladı. Optik liflər məlumat ötürür, lazer optikası sənaye və tibbdə işləyir. Linzalarsız müasir müşahidə elminin böyük hissəsi görmə vasitəsindən məhrum olardı. İşıq texnologiyalarını öyrənən fotonika da əyri səthlərə və müəyyən sınma göstəricili şüşəyə söykənir.</w:t>
+        <w:t>Teleskoplar kainat haqqında təsəvvürlərimizi dəyişdi, mikroskoplar hüceyrələrin öyrənilməsinə yol açdı. Fotoaparat və kino isə görüntünü qeydə alıb sonradan yenidən görməyə imkan verdi.</w:t>
       </w:r>
     </w:p>
     <w:p>
@@ -188,15 +265,43 @@
         <w:widowControl/>
       </w:pPr>
       <w:r>
-        <w:t>İnsan həyatını necə dəyişib</w:t>
+        <w:t>Optik liflər məlumat ötürmək üçün işıqdan istifadə edir. Lazer optikası sənayedə və tibbdə tətbiq olunur. Linzalar olmasaydı, müasir elmin bir çox sahəsində istifadə edilən müşahidə cihazlarını hazırlamaq mümkün olmazdı.</w:t>
       </w:r>
     </w:p>
     <w:p>
       <w:pPr>
+        <w:pStyle w:val="Heading1"/>
         <w:widowControl/>
       </w:pPr>
       <w:r>
-        <w:t>Yaşlandıqca görməsi zəifləyən oxucular işləməyə davam edə bildilər; dənizçilər və əsgərlər təhlükəni uzaqdan gördülər; həkimlər xəstəlik törədicilərini müşahidə etdilər. Adi eynək bir çox insanın həyatındakı ən sakit inqilablardan biridir. Şəffaf linzalar yayıldıqca gecə oxumaq və dəqiq sənətkarlıq da genişləndi.</w:t>
+        <w:t>İşığın yaradılmasını, idarə olunmasını və tətbiqini öyrənən fotonika da optik materialların xassələrindən yararlanır. Linzanın səthinin forması və materialın işığı necə sındırdığını göstərən sınma göstəricisi bu sahədə mühüm amillərdəndir.</w:t>
+      </w:r>
+    </w:p>
+    <w:p>
+      <w:pPr>
+        <w:pStyle w:val="Heading1"/>
+        <w:widowControl/>
+      </w:pPr>
+      <w:r>
+        <w:t>İnsan həyatını necə dəyişib?</w:t>
+      </w:r>
+    </w:p>
+    <w:p>
+      <w:pPr>
+        <w:pStyle w:val="Heading1"/>
+        <w:widowControl/>
+      </w:pPr>
+      <w:r>
+        <w:t>Yaşlandıqca yaxını görməsi zəifləyən insanlar eynəyin köməyi ilə oxumağa və işləməyə davam edə bildilər. Dənizçilər və əsgərlər uzaqdakı təhlükəni daha tez seçir, həkimlər isə mikroskopla xəstəlik törədən mikroorqanizmləri müşahidə edirdilər.</w:t>
+      </w:r>
+    </w:p>
+    <w:p>
+      <w:pPr>
+        <w:pStyle w:val="Heading1"/>
+        <w:widowControl/>
+      </w:pPr>
+      <w:r>
+        <w:t>Adi bir eynək çox insanın gündəlik həyatında böyük dəyişiklik yaradıb. Keyfiyyətli linzalar oxumağı və incə əl işlərini asanlaşdırdı. Axşam vaxtı oxumaq üçün isə eynəklə yanaşı, kifayət qədər işıq da lazım idi.</w:t>
       </w:r>
     </w:p>
     <w:p>
@@ -217,7 +322,7 @@
         <w:rPr>
           <w:sz w:val="20"/>
         </w:rPr>
-        <w:t>A Kitablar və əsas elmi əsərlər</w:t>
+        <w:t>Kitablar və əsas elmi əsərlər</w:t>
       </w:r>
     </w:p>
     <w:p>
@@ -240,7 +345,7 @@
         <w:rPr>
           <w:sz w:val="20"/>
         </w:rPr>
-        <w:t>C Qurumların materialları və ensiklopedik mənbələr</w:t>
+        <w:t>Qurumların materialları və ensiklopedik mənbələr</w:t>
       </w:r>
     </w:p>
     <w:p>
@@ -300,7 +405,7 @@
         <w:rPr>
           <w:sz w:val="20"/>
         </w:rPr>
-        <w:t>D Muzey arxiv və kitabxana materialları</w:t>
+        <w:t>Muzey arxiv və kitabxana materialları</w:t>
       </w:r>
     </w:p>
     <w:p>
